--- a/manuscript/tables/table4_statistical_tests.docx
+++ b/manuscript/tables/table4_statistical_tests.docx
@@ -472,7 +472,7 @@
           </w:tcPr>
           <w:p>
             <w:r>
-              <w:t>-0.3795 ± 0.0175</w:t>
+              <w:t>-0.4144 ± 0.0325</w:t>
             </w:r>
           </w:p>
         </w:tc>

--- a/manuscript/tables/table4_statistical_tests.docx
+++ b/manuscript/tables/table4_statistical_tests.docx
@@ -492,7 +492,7 @@
           </w:tcPr>
           <w:p>
             <w:r>
-              <w:t>-2.01</w:t>
+              <w:t>-2.11</w:t>
             </w:r>
           </w:p>
         </w:tc>

--- a/manuscript/tables/table4_statistical_tests.docx
+++ b/manuscript/tables/table4_statistical_tests.docx
@@ -515,6 +515,146 @@
           </w:p>
         </w:tc>
       </w:tr>
+      <w:tr>
+        <w:tc>
+          <w:tcPr>
+            <w:tcW w:type="dxa" w:w="1234"/>
+          </w:tcPr>
+          <w:p>
+            <w:r>
+              <w:t>Chang-Zhu-Tan</w:t>
+            </w:r>
+          </w:p>
+        </w:tc>
+        <w:tc>
+          <w:tcPr>
+            <w:tcW w:type="dxa" w:w="1234"/>
+          </w:tcPr>
+          <w:p>
+            <w:r>
+              <w:t>distance</w:t>
+            </w:r>
+          </w:p>
+        </w:tc>
+        <w:tc>
+          <w:tcPr>
+            <w:tcW w:type="dxa" w:w="1234"/>
+          </w:tcPr>
+          <w:p>
+            <w:r>
+              <w:t>-0.0211 ± 0.0041</w:t>
+            </w:r>
+          </w:p>
+        </w:tc>
+        <w:tc>
+          <w:tcPr>
+            <w:tcW w:type="dxa" w:w="1234"/>
+          </w:tcPr>
+          <w:p>
+            <w:r>
+              <w:t>7.629e-06</w:t>
+            </w:r>
+          </w:p>
+        </w:tc>
+        <w:tc>
+          <w:tcPr>
+            <w:tcW w:type="dxa" w:w="1234"/>
+          </w:tcPr>
+          <w:p>
+            <w:r>
+              <w:t>-3.07</w:t>
+            </w:r>
+          </w:p>
+        </w:tc>
+        <w:tc>
+          <w:tcPr>
+            <w:tcW w:type="dxa" w:w="1234"/>
+          </w:tcPr>
+          <w:p>
+            <w:r>
+              <w:t>20/20</w:t>
+            </w:r>
+          </w:p>
+        </w:tc>
+        <w:tc>
+          <w:tcPr>
+            <w:tcW w:type="dxa" w:w="1234"/>
+          </w:tcPr>
+          <w:p>
+            <w:r/>
+          </w:p>
+        </w:tc>
+      </w:tr>
+      <w:tr>
+        <w:tc>
+          <w:tcPr>
+            <w:tcW w:type="dxa" w:w="1234"/>
+          </w:tcPr>
+          <w:p>
+            <w:r>
+              <w:t>Chang-Zhu-Tan</w:t>
+            </w:r>
+          </w:p>
+        </w:tc>
+        <w:tc>
+          <w:tcPr>
+            <w:tcW w:type="dxa" w:w="1234"/>
+          </w:tcPr>
+          <w:p>
+            <w:r>
+              <w:t>correlation</w:t>
+            </w:r>
+          </w:p>
+        </w:tc>
+        <w:tc>
+          <w:tcPr>
+            <w:tcW w:type="dxa" w:w="1234"/>
+          </w:tcPr>
+          <w:p>
+            <w:r>
+              <w:t>-0.0314 ± 0.0034</w:t>
+            </w:r>
+          </w:p>
+        </w:tc>
+        <w:tc>
+          <w:tcPr>
+            <w:tcW w:type="dxa" w:w="1234"/>
+          </w:tcPr>
+          <w:p>
+            <w:r>
+              <w:t>7.629e-06</w:t>
+            </w:r>
+          </w:p>
+        </w:tc>
+        <w:tc>
+          <w:tcPr>
+            <w:tcW w:type="dxa" w:w="1234"/>
+          </w:tcPr>
+          <w:p>
+            <w:r>
+              <w:t>-3.16</w:t>
+            </w:r>
+          </w:p>
+        </w:tc>
+        <w:tc>
+          <w:tcPr>
+            <w:tcW w:type="dxa" w:w="1234"/>
+          </w:tcPr>
+          <w:p>
+            <w:r>
+              <w:t>20/20</w:t>
+            </w:r>
+          </w:p>
+        </w:tc>
+        <w:tc>
+          <w:tcPr>
+            <w:tcW w:type="dxa" w:w="1234"/>
+          </w:tcPr>
+          <w:p>
+            <w:r/>
+          </w:p>
+        </w:tc>
+      </w:tr>
     </w:tbl>
     <w:p>
       <w:r>
